--- a/flow/20230927_hours/drafts/2024-01-g/21.01.docx
+++ b/flow/20230927_hours/drafts/2024-01-g/21.01.docx
@@ -1504,6 +1504,38 @@
       </w:r>
     </w:p>
     <w:p>
+      <w:r>
+        <w:rPr>
+          <w:rFonts w:ascii="Times New Roman" w:hAnsi="Times New Roman"/>
+          <w:i/>
+          <w:color w:val="FF0000"/>
+          <w:sz w:val="24"/>
+        </w:rPr>
+        <w:t>Тропар (г. 1):</w:t>
+      </w:r>
+      <w:r>
+        <w:rPr>
+          <w:rFonts w:ascii="Times New Roman" w:hAnsi="Times New Roman"/>
+          <w:sz w:val="24"/>
+        </w:rPr>
+        <w:t xml:space="preserve"> Хоч камінь запечатали юдеї * і воїни стерегли пречисте тіло Твоє, * воскрес Ти, тридневний Спасе, * даруючи світові життя. * Ради цього сили небесні взивали до Те</w:t>
+      </w:r>
+      <w:r>
+        <w:rPr>
+          <w:rFonts w:ascii="Times New Roman" w:hAnsi="Times New Roman"/>
+          <w:sz w:val="24"/>
+        </w:rPr>
+        <w:t>бе, Життєдавче: * Слава воскресі</w:t>
+      </w:r>
+      <w:r>
+        <w:rPr>
+          <w:rFonts w:ascii="Times New Roman" w:hAnsi="Times New Roman"/>
+          <w:sz w:val="24"/>
+        </w:rPr>
+        <w:t>нню Твоєму, Христе, * слава царству Твоєму, * слава промислові Твоєму, * єдиний Чоловіколюбець.</w:t>
+      </w:r>
+    </w:p>
+    <w:p>
       <w:pPr>
         <w:spacing w:line="240" w:lineRule="auto"/>
         <w:rPr>
@@ -1941,6 +1973,25 @@
           <w:sz w:val="24"/>
         </w:rPr>
         <w:t>Амінь.</w:t>
+      </w:r>
+    </w:p>
+    <w:p>
+      <w:r>
+        <w:rPr>
+          <w:rFonts w:ascii="Times New Roman" w:hAnsi="Times New Roman"/>
+          <w:i/>
+          <w:color w:val="FF4400"/>
+          <w:sz w:val="24"/>
+        </w:rPr>
+        <w:t xml:space="preserve">Кондак Тріоді (г. 3): </w:t>
+      </w:r>
+      <w:r>
+        <w:rPr>
+          <w:rFonts w:ascii="Times New Roman" w:hAnsi="Times New Roman"/>
+          <w:color w:val="333333"/>
+          <w:sz w:val="24"/>
+        </w:rPr>
+        <w:t>Зітхання митарські принесім Господеві* і до Нього приступім, грішні, як до Владики;* Він бо хоче спасення всіх людей,* Він відпущення подає всім, що каються,* бо ради нас Він воплотився – Бог сущий, Отцю собезначальний.</w:t>
       </w:r>
     </w:p>
     <w:p>
@@ -4408,14 +4459,28 @@
           <w:color w:val="FF0000"/>
           <w:sz w:val="24"/>
         </w:rPr>
-        <w:t xml:space="preserve">Тропар (г. 8): </w:t>
-      </w:r>
-      <w:r>
-        <w:rPr>
-          <w:rFonts w:ascii="Times New Roman" w:hAnsi="Times New Roman"/>
-          <w:sz w:val="24"/>
-        </w:rPr>
-        <w:t>Православ'я вияснив ти вірно,* кров'ю з язика і руки текучою по-мученичому ознаменувався ти,* руку твою відсічену до Вишнього возніс ти,* а відрізаний язик твій богословний до моління, Максиме, возніс ти.* Нині Бога милостивим учини до нас, щоб спаслися душі наші.</w:t>
+        <w:t>Тропар (г. 1):</w:t>
+      </w:r>
+      <w:r>
+        <w:rPr>
+          <w:rFonts w:ascii="Times New Roman" w:hAnsi="Times New Roman"/>
+          <w:sz w:val="24"/>
+        </w:rPr>
+        <w:t xml:space="preserve"> Хоч камінь запечатали юдеї * і воїни стерегли пречисте тіло Твоє, * воскрес Ти, тридневний Спасе, * даруючи світові життя. * Ради цього сили небесні взивали до Те</w:t>
+      </w:r>
+      <w:r>
+        <w:rPr>
+          <w:rFonts w:ascii="Times New Roman" w:hAnsi="Times New Roman"/>
+          <w:sz w:val="24"/>
+        </w:rPr>
+        <w:t>бе, Життєдавче: * Слава воскресі</w:t>
+      </w:r>
+      <w:r>
+        <w:rPr>
+          <w:rFonts w:ascii="Times New Roman" w:hAnsi="Times New Roman"/>
+          <w:sz w:val="24"/>
+        </w:rPr>
+        <w:t>нню Твоєму, Христе, * слава царству Твоєму, * слава промислові Твоєму, * єдиний Чоловіколюбець.</w:t>
       </w:r>
     </w:p>
     <w:p>
@@ -4822,26 +4887,18 @@
         <w:rPr>
           <w:rFonts w:ascii="Times New Roman" w:hAnsi="Times New Roman"/>
           <w:i/>
-          <w:color w:val="FF0000"/>
-          <w:sz w:val="24"/>
-        </w:rPr>
-        <w:t xml:space="preserve">Кондак (г. 8): </w:t>
-      </w:r>
-      <w:r>
-        <w:rPr>
-          <w:rFonts w:ascii="Times New Roman" w:hAnsi="Times New Roman"/>
-          <w:sz w:val="24"/>
-        </w:rPr>
-        <w:t>Тройці споборника, великого Максима,* який навчає ясно вірі божественній,* щоб прославляти Христа у двох природах, волях і дійствах сущого,* в піснях достойних, вірні, почитаймо взиваючи:* радуйся, проповіднику віри</w:t>
-      </w:r>
-      <w:r>
-        <w:rPr>
-          <w:rFonts w:ascii="Times New Roman" w:hAnsi="Times New Roman"/>
-          <w:i/>
-          <w:color w:val="FF0000"/>
-          <w:sz w:val="24"/>
-        </w:rPr>
-        <w:t>.</w:t>
+          <w:color w:val="FF4400"/>
+          <w:sz w:val="24"/>
+        </w:rPr>
+        <w:t xml:space="preserve">Кондак Тріоді (г. 3): </w:t>
+      </w:r>
+      <w:r>
+        <w:rPr>
+          <w:rFonts w:ascii="Times New Roman" w:hAnsi="Times New Roman"/>
+          <w:color w:val="333333"/>
+          <w:sz w:val="24"/>
+        </w:rPr>
+        <w:t>Зітхання митарські принесім Господеві* і до Нього приступім, грішні, як до Владики;* Він бо хоче спасення всіх людей,* Він відпущення подає всім, що каються,* бо ради нас Він воплотився – Бог сущий, Отцю собезначальний.</w:t>
       </w:r>
     </w:p>
     <w:p>
@@ -7020,6 +7077,38 @@
       </w:r>
     </w:p>
     <w:p>
+      <w:r>
+        <w:rPr>
+          <w:rFonts w:ascii="Times New Roman" w:hAnsi="Times New Roman"/>
+          <w:i/>
+          <w:color w:val="FF0000"/>
+          <w:sz w:val="24"/>
+        </w:rPr>
+        <w:t>Тропар (г. 1):</w:t>
+      </w:r>
+      <w:r>
+        <w:rPr>
+          <w:rFonts w:ascii="Times New Roman" w:hAnsi="Times New Roman"/>
+          <w:sz w:val="24"/>
+        </w:rPr>
+        <w:t xml:space="preserve"> Хоч камінь запечатали юдеї * і воїни стерегли пречисте тіло Твоє, * воскрес Ти, тридневний Спасе, * даруючи світові життя. * Ради цього сили небесні взивали до Те</w:t>
+      </w:r>
+      <w:r>
+        <w:rPr>
+          <w:rFonts w:ascii="Times New Roman" w:hAnsi="Times New Roman"/>
+          <w:sz w:val="24"/>
+        </w:rPr>
+        <w:t>бе, Життєдавче: * Слава воскресі</w:t>
+      </w:r>
+      <w:r>
+        <w:rPr>
+          <w:rFonts w:ascii="Times New Roman" w:hAnsi="Times New Roman"/>
+          <w:sz w:val="24"/>
+        </w:rPr>
+        <w:t>нню Твоєму, Христе, * слава царству Твоєму, * слава промислові Твоєму, * єдиний Чоловіколюбець.</w:t>
+      </w:r>
+    </w:p>
+    <w:p>
       <w:pPr>
         <w:spacing w:line="240" w:lineRule="auto"/>
         <w:rPr>
@@ -7501,6 +7590,25 @@
           <w:sz w:val="24"/>
         </w:rPr>
         <w:t>Амінь.</w:t>
+      </w:r>
+    </w:p>
+    <w:p>
+      <w:r>
+        <w:rPr>
+          <w:rFonts w:ascii="Times New Roman" w:hAnsi="Times New Roman"/>
+          <w:i/>
+          <w:color w:val="FF4400"/>
+          <w:sz w:val="24"/>
+        </w:rPr>
+        <w:t xml:space="preserve">Кондак Тріоді (г. 3): </w:t>
+      </w:r>
+      <w:r>
+        <w:rPr>
+          <w:rFonts w:ascii="Times New Roman" w:hAnsi="Times New Roman"/>
+          <w:color w:val="333333"/>
+          <w:sz w:val="24"/>
+        </w:rPr>
+        <w:t>Зітхання митарські принесім Господеві* і до Нього приступім, грішні, як до Владики;* Він бо хоче спасення всіх людей,* Він відпущення подає всім, що каються,* бо ради нас Він воплотився – Бог сущий, Отцю собезначальний.</w:t>
       </w:r>
     </w:p>
     <w:p>
@@ -9473,14 +9581,28 @@
           <w:color w:val="FF0000"/>
           <w:sz w:val="24"/>
         </w:rPr>
-        <w:t xml:space="preserve">Тропар (г. 4): </w:t>
-      </w:r>
-      <w:r>
-        <w:rPr>
-          <w:rFonts w:ascii="Times New Roman" w:hAnsi="Times New Roman"/>
-          <w:sz w:val="24"/>
-        </w:rPr>
-        <w:t>Мученик Твій, Господи, Неофіт,* у стражданнях своїх прийняв вінець нетлінний від Тебе, Бога нашого,* мавши бо кріпость Твою, він мучителів подолав,* сокрушив і демонів зухвальства безсильні.* Його молитвами спаси душі наші.</w:t>
+        <w:t>Тропар (г. 1):</w:t>
+      </w:r>
+      <w:r>
+        <w:rPr>
+          <w:rFonts w:ascii="Times New Roman" w:hAnsi="Times New Roman"/>
+          <w:sz w:val="24"/>
+        </w:rPr>
+        <w:t xml:space="preserve"> Хоч камінь запечатали юдеї * і воїни стерегли пречисте тіло Твоє, * воскрес Ти, тридневний Спасе, * даруючи світові життя. * Ради цього сили небесні взивали до Те</w:t>
+      </w:r>
+      <w:r>
+        <w:rPr>
+          <w:rFonts w:ascii="Times New Roman" w:hAnsi="Times New Roman"/>
+          <w:sz w:val="24"/>
+        </w:rPr>
+        <w:t>бе, Життєдавче: * Слава воскресі</w:t>
+      </w:r>
+      <w:r>
+        <w:rPr>
+          <w:rFonts w:ascii="Times New Roman" w:hAnsi="Times New Roman"/>
+          <w:sz w:val="24"/>
+        </w:rPr>
+        <w:t>нню Твоєму, Христе, * слава царству Твоєму, * слава промислові Твоєму, * єдиний Чоловіколюбець.</w:t>
       </w:r>
     </w:p>
     <w:p>
@@ -9951,17 +10073,18 @@
         <w:rPr>
           <w:rFonts w:ascii="Times New Roman" w:hAnsi="Times New Roman"/>
           <w:i/>
-          <w:color w:val="FF0000"/>
-          <w:sz w:val="24"/>
-        </w:rPr>
-        <w:t xml:space="preserve">Кондак (г. 4): </w:t>
-      </w:r>
-      <w:r>
-        <w:rPr>
-          <w:rFonts w:ascii="Times New Roman" w:hAnsi="Times New Roman"/>
-          <w:sz w:val="24"/>
-        </w:rPr>
-        <w:t>Як новоцвітний сад* проріс ти у виноградниках Христових страстотерпців.* Плоди божественного розуміння зродив ти,* якими живляться ті, які вірно почитають тебе,* славний Неофіте, страждальнику хоробромудрий. Твоїми молитвами нас завжди спасай, предстоячи Богові.</w:t>
+          <w:color w:val="FF4400"/>
+          <w:sz w:val="24"/>
+        </w:rPr>
+        <w:t xml:space="preserve">Кондак Тріоді (г. 3): </w:t>
+      </w:r>
+      <w:r>
+        <w:rPr>
+          <w:rFonts w:ascii="Times New Roman" w:hAnsi="Times New Roman"/>
+          <w:color w:val="333333"/>
+          <w:sz w:val="24"/>
+        </w:rPr>
+        <w:t>Зітхання митарські принесім Господеві* і до Нього приступім, грішні, як до Владики;* Він бо хоче спасення всіх людей,* Він відпущення подає всім, що каються,* бо ради нас Він воплотився – Бог сущий, Отцю собезначальний.</w:t>
       </w:r>
     </w:p>
     <w:p>
